--- a/일본판/3부/3부_6화_아이자와의_귀환.docx
+++ b/일본판/3부/3부_6화_아이자와의_귀환.docx
@@ -92,7 +92,7 @@
           <w:color w:val="555555"/>
           <w:sz w:val="22"/>
         </w:rPr>
-        <w:t>(2022年3月14日(月)午前八時二十五分。桐生法律事務所の入った雑居ビル。二階へ上がる外階段は、前夜の雨で濡れている。三浦が鍵束を持って上がってくる。踊り場に、人が座っている。黒いコートの男。膝の上に、小ぶりな革の鞄。両手で缶の「ほうじ茶」を包んでいる。缶はもう冷めて、口は開いていない。)</w:t>
+        <w:t>(2022年3月14日(月)午前八時二十五分。桐生法律事務所の入った雑居ビル。二階へ上がる外階段は、前夜の雨で濡れている。三浦が鍵束を持って上がってくる。踊り場に人が座っている。黒いコートの男。膝の上に小ぶりな革の鞄。両手で缶の「ほうじ茶」を包んでいる。缶はもう冷めて、口は開いていない。)</w:t>
       </w:r>
     </w:p>
     <w:p>
@@ -138,7 +138,7 @@
           <w:i w:val="0"/>
           <w:sz w:val="22"/>
         </w:rPr>
-        <w:t>おはようございます、三浦さん。(立ち上がろうとして、足がしびれて、手すりをつかむ)早く着きすぎました。七時から、ここに。</w:t>
+        <w:t>おはようございます、三浦さん。(立ち上がろうとして、足がしびれて、手すりをつかむ)早く着きすぎました。七時からここに。</w:t>
       </w:r>
     </w:p>
     <w:p>
@@ -268,7 +268,7 @@
           <w:i w:val="0"/>
           <w:sz w:val="22"/>
         </w:rPr>
-        <w:t>真壁は、九時に来ます。それまで中には入れません。事務所の決まりです。</w:t>
+        <w:t>真壁は九時に来ます。それまで中には入れません。事務所の決まりです。</w:t>
       </w:r>
     </w:p>
     <w:p>
@@ -337,7 +337,7 @@
           <w:i w:val="0"/>
           <w:sz w:val="22"/>
         </w:rPr>
-        <w:t>急です。(間)連絡は、できなかったんです。三浦さんにも、お詫びを言います。あの日の、久保田さんのことも。</w:t>
+        <w:t>急です。(間)連絡はできなかったんです。三浦さんにも、お詫びを言います。あの日の、久保田さんのことも。</w:t>
       </w:r>
     </w:p>
     <w:p>
@@ -421,7 +421,7 @@
           <w:i w:val="0"/>
           <w:sz w:val="22"/>
         </w:rPr>
-        <w:t>……何で、お前が。</w:t>
+        <w:t>……何でお前が。</w:t>
       </w:r>
     </w:p>
     <w:p>
@@ -628,7 +628,7 @@
           <w:i w:val="0"/>
           <w:sz w:val="22"/>
         </w:rPr>
-        <w:t>電話は、しなかった。できなかった。言い訳じゃない。</w:t>
+        <w:t>電話はしなかった。できなかった。言い訳じゃない。</w:t>
       </w:r>
     </w:p>
     <w:p>
@@ -651,7 +651,7 @@
           <w:i w:val="0"/>
           <w:sz w:val="22"/>
         </w:rPr>
-        <w:t>全部、言い訳に聞こえる。(間)三浦さん、鍵は。</w:t>
+        <w:t>全部、言い訳に聞こえる。(間)三浦さん鍵は。</w:t>
       </w:r>
     </w:p>
     <w:p>
@@ -697,7 +697,7 @@
           <w:i w:val="0"/>
           <w:sz w:val="22"/>
         </w:rPr>
-        <w:t>入れ。(相沢を見ずに言う)応接室で、十五分。それで終わりだ。</w:t>
+        <w:t>入れ。(相沢を見ずに言う)応接室で十五分。それで終わりだ。</w:t>
       </w:r>
     </w:p>
     <w:p>
@@ -765,7 +765,7 @@
           <w:i w:val="0"/>
           <w:sz w:val="22"/>
         </w:rPr>
-        <w:t>三浦さん、これを。(上着の内側から携帯を出し、電源を切って、三浦に差し出す)預けます。帰るまで、そちらで。</w:t>
+        <w:t>三浦さんこれを。(上着の内側から携帯を出し、電源を切って、三浦に差し出す)預けます。帰るまでそちらで。</w:t>
       </w:r>
     </w:p>
     <w:p>
@@ -972,7 +972,7 @@
           <w:i w:val="0"/>
           <w:sz w:val="22"/>
         </w:rPr>
-        <w:t>信じなくていい。裏を取れ。お前なら取れる。(声は低く、平らだ)一つ目。後援会と、鷲尾建設の間に、金の流れがあるという噂が出ている。</w:t>
+        <w:t>信じなくていい。裏を取れ。お前なら取れる。(声は低く平らだ)一つ目。後援会と、鷲尾建設の間に、金の流れがあるという噂が出ている。</w:t>
       </w:r>
     </w:p>
     <w:p>
@@ -1018,7 +1018,7 @@
           <w:i w:val="0"/>
           <w:sz w:val="22"/>
         </w:rPr>
-        <w:t>お前の親父さんの後援会の、連合会費。その一部が、「広報費」名目で鷲尾建設に回り、そこから別の口座に戻っている、という話だ。裏は取れていない。ただ、話として、出ている。</w:t>
+        <w:t>お前の親父さんの後援会の、連合会費。その一部が、「広報費」名目で鷲尾建設に回り、そこから別の口座に戻っている、という話だ。裏は取れていない。ただ話として出ている。</w:t>
       </w:r>
     </w:p>
     <w:p>
@@ -1166,7 +1166,7 @@
           <w:i w:val="0"/>
           <w:sz w:val="22"/>
         </w:rPr>
-        <w:t>三つ目。電力側が、三月中に、お前の利益相反を突く気でいる。時期は、月末の前。お前が原告側の代理人だった事実と、後援会の取引先の関係と、両方を並べて。</w:t>
+        <w:t>三つ目。電力側が三月中に、お前の利益相反を突く気でいる。時期は月末の前。お前が原告側の代理人だった事実と、後援会の取引先の関係と、両方を並べて。</w:t>
       </w:r>
     </w:p>
     <w:p>
@@ -1274,7 +1274,7 @@
           <w:color w:val="555555"/>
           <w:sz w:val="22"/>
         </w:rPr>
-        <w:t>(鞄から、小さなメモ帳を出す。一枚破って、ペンで何か書き、遼に渡す)</w:t>
+        <w:t>(鞄から小さなメモ帳を出す。一枚破って、ペンで何か書き、遼に渡す)</w:t>
       </w:r>
       <w:r>
         <w:rPr>
@@ -1297,7 +1297,7 @@
           <w:color w:val="555555"/>
           <w:sz w:val="22"/>
         </w:rPr>
-        <w:t>(三つの項目が、縦に並んでいる。書かれた順は、三、一、二。番号が、わざと振られていない。)</w:t>
+        <w:t>(三つの項目が、縦に並んでいる。書かれた順は、三、一、二。番号がわざと振られていない。)</w:t>
       </w:r>
     </w:p>
     <w:p>
@@ -1320,7 +1320,7 @@
           <w:i w:val="0"/>
           <w:sz w:val="22"/>
         </w:rPr>
-        <w:t>順番が、おかしい。</w:t>
+        <w:t>順番がおかしい。</w:t>
       </w:r>
     </w:p>
     <w:p>
@@ -1343,7 +1343,7 @@
           <w:i w:val="0"/>
           <w:sz w:val="22"/>
         </w:rPr>
-        <w:t>癖だ。(視線を、鞄に落とす)読む順番は、お前が決めろ。</w:t>
+        <w:t>癖だ。(視線を鞄に落とす)読む順番は、お前が決めろ。</w:t>
       </w:r>
     </w:p>
     <w:p>
@@ -1389,7 +1389,7 @@
           <w:i w:val="0"/>
           <w:sz w:val="22"/>
         </w:rPr>
-        <w:t>昔は、そうだった。(缶のほうじ茶を、机の端に置く。開けない)遼。俺は、お前に何も頼まない。お前が使うか使わないかだけだ。</w:t>
+        <w:t>昔はそうだった。(缶のほうじ茶を、机の端に置く。開けない)遼。俺は、お前に何も頼まない。お前が使うか使わないかだけだ。</w:t>
       </w:r>
     </w:p>
     <w:p>
@@ -1458,7 +1458,7 @@
           <w:i w:val="0"/>
           <w:sz w:val="22"/>
         </w:rPr>
-        <w:t>聞いただけだ。(メモを、三つに折る)裏を取る。取れなかったら、お前の話は、全部、捨てる。</w:t>
+        <w:t>聞いただけだ。(メモを三つに折る)裏を取る。取れなかったら、お前の話は全部、捨てる。</w:t>
       </w:r>
     </w:p>
     <w:p>
@@ -1496,7 +1496,7 @@
           <w:color w:val="555555"/>
           <w:sz w:val="22"/>
         </w:rPr>
-        <w:t>(三浦が、引き出しから携帯を出して、相沢に返す。相沢は、受け取っても、電源を入れない。)</w:t>
+        <w:t>(三浦が、引き出しから携帯を出して、相沢に返す。相沢は受け取っても、電源を入れない。)</w:t>
       </w:r>
     </w:p>
     <w:p>
@@ -1679,7 +1679,7 @@
           <w:color w:val="555555"/>
           <w:sz w:val="22"/>
         </w:rPr>
-        <w:t>(午後三時。応接室。遼が、三つ折りのメモを机に広げる。宇佐美が老眼鏡をずらして覗く。書庫から、灯が出てきて、扉の脇に立つ。三浦は、お茶を出す役を、自分から取る。)</w:t>
+        <w:t>(午後三時。応接室。遼が、三つ折りのメモを机に広げる。宇佐美が老眼鏡をずらして覗く。書庫から灯が出てきて、扉の脇に立つ。三浦はお茶を出す役を、自分から取る。)</w:t>
       </w:r>
     </w:p>
     <w:p>
@@ -1702,7 +1702,7 @@
           <w:i w:val="0"/>
           <w:sz w:val="22"/>
         </w:rPr>
-        <w:t>出所は、言わんのか。</w:t>
+        <w:t>出所は言わんのか。</w:t>
       </w:r>
     </w:p>
     <w:p>
@@ -1748,7 +1748,7 @@
           <w:i w:val="0"/>
           <w:sz w:val="22"/>
         </w:rPr>
-        <w:t>言わんで通す人間は、二種類おる。言えば、自分か誰かが死ぬ者か。言うた瞬間に、情報の値打ちが落ちる者か。(老眼鏡を外す)前者なら、まだましだ。</w:t>
+        <w:t>言わんで通す人間は、二種類おる。言えば自分か誰かが死ぬ者か。言うた瞬間に、情報の値打ちが落ちる者か。(老眼鏡を外す)前者ならまだましだ。</w:t>
       </w:r>
     </w:p>
     <w:p>
@@ -1873,7 +1873,7 @@
           <w:i w:val="0"/>
           <w:sz w:val="22"/>
         </w:rPr>
-        <w:t>なら、今回の三つも、信用できるかどうかの前に、「なぜ今か」を考えるべきです。補選の公示は四月十二日。公認がまだ決まっていない今、役に立つ顔で来るのは、都合がよすぎます。</w:t>
+        <w:t>なら今回の三つも、信用できるかどうかの前に、「なぜ今か」を考えるべきです。補選の公示は四月十二日。公認がまだ決まっていない今、役に立つ顔で来るのは、都合がよすぎます。</w:t>
       </w:r>
     </w:p>
     <w:p>
@@ -1896,7 +1896,7 @@
           <w:i w:val="0"/>
           <w:sz w:val="22"/>
         </w:rPr>
-        <w:t>都合がよすぎる者が、都合のいい情報を持ってくる場合は、二つ。罠か、本物か。(間)罠なら、裏を取らせて、嘘が出る。本物なら、取れる。どちらでも、取れば分かる。</w:t>
+        <w:t>都合がよすぎる者が、都合のいい情報を持ってくる場合は、二つ。罠か本物か。(間)罠なら裏を取らせて、嘘が出る。本物なら取れる。どちらでも、取れば分かる。</w:t>
       </w:r>
     </w:p>
     <w:p>
@@ -1919,7 +1919,7 @@
           <w:i w:val="0"/>
           <w:sz w:val="22"/>
         </w:rPr>
-        <w:t>現実はそういうもんだ。(湯呑みを置く)一つ目の、鷲尾建設。これは、先生の親父さんの後援会の話だ。榊に聞けば、一番早い。</w:t>
+        <w:t>現実はそういうもんだ。(湯呑みを置く)一つ目の鷲尾建設。これは、先生の親父さんの後援会の話だ。榊に聞けば、一番早い。</w:t>
       </w:r>
     </w:p>
     <w:p>
@@ -2011,7 +2011,7 @@
           <w:i w:val="0"/>
           <w:sz w:val="22"/>
         </w:rPr>
-        <w:t>先生。三つ目の、利益相反。(紙束を一束、抱えて出す)二月の自主申告書の控えを、全部読み直しました。穴は、あります。「後援会の取引先」の欄を、「現時点で認識している限り」と書いてあります。</w:t>
+        <w:t>先生。三つ目の利益相反。(紙束を一束、抱えて出す)二月の自主申告書の控えを、全部読み直しました。穴は、あります。「後援会の取引先」の欄を、「現時点で認識している限り」と書いてあります。</w:t>
       </w:r>
     </w:p>
     <w:p>
@@ -2057,7 +2057,7 @@
           <w:i w:val="0"/>
           <w:sz w:val="22"/>
         </w:rPr>
-        <w:t>「認識している限り」は、逃げ道です。逃げ道を、向こうは、逃げ道として読みます。(間)私は、許していません。先生が、出ると決めたことも、相沢さんが、戻ってきたことも。ただ、見ています。</w:t>
+        <w:t>「認識している限り」は、逃げ道です。逃げ道を向こうは、逃げ道として読みます。(間)私は、許していません。先生が出ると決めたことも、相沢さんが、戻ってきたことも。ただ見ています。</w:t>
       </w:r>
     </w:p>
     <w:p>
@@ -2103,7 +2103,7 @@
           <w:i w:val="0"/>
           <w:sz w:val="22"/>
         </w:rPr>
-        <w:t>見ます。(扉に向かい、振り返る)それと。あのメモ。順番が、おかしいです。</w:t>
+        <w:t>見ます。(扉に向かい、振り返る)それと。あのメモ。順番がおかしいです。</w:t>
       </w:r>
     </w:p>
     <w:p>
@@ -2149,7 +2149,7 @@
           <w:i w:val="0"/>
           <w:sz w:val="22"/>
         </w:rPr>
-        <w:t>癖のある人は、ふつう、毎回同じ癖です。(去る)</w:t>
+        <w:t>癖のある人は、ふつう毎回同じ癖です。(去る)</w:t>
       </w:r>
     </w:p>
     <w:p>
@@ -2194,7 +2194,7 @@
           <w:color w:val="555555"/>
           <w:sz w:val="22"/>
         </w:rPr>
-        <w:t>(2022年3月16日(水)午後三時。桐生法律事務所。窓の外は薄晴れ。遼は机で、榊への質問状を、三度書き直している。三浦が封筒を一通持って、静かに入ってくる。県連の封筒。茶封筒に、事務局長の荒井の字。)</w:t>
+        <w:t>(2022年3月16日(水)午後三時。桐生法律事務所。窓の外は薄晴れ。遼は机で榊への質問状を、三度書き直している。三浦が封筒を一通持って、静かに入ってくる。県連の封筒。茶封筒に、事務局長の荒井の字。)</w:t>
       </w:r>
     </w:p>
     <w:p>
@@ -2349,7 +2349,7 @@
           <w:i w:val="0"/>
           <w:sz w:val="22"/>
         </w:rPr>
-        <w:t>桐生法律事務所でございます。……はい。少々お待ちください。(受話器を遼に)本部の、徳田さんです。</w:t>
+        <w:t>桐生法律事務所でございます。……はい。少々お待ちください。(受話器を遼に)本部の徳田さんです。</w:t>
       </w:r>
     </w:p>
     <w:p>
@@ -2497,7 +2497,7 @@
           <w:i w:val="0"/>
           <w:sz w:val="22"/>
         </w:rPr>
-        <w:t>「家業」という言葉に、本人が自分で答えを出していない、というものでした。私も、同感です。(間)しかし、答えがないことを、答えと言い張る候補よりは、ましだと判断しました。</w:t>
+        <w:t>「家業」という言葉に、本人が自分で答えを出していない、というものでした。私も、同感です。(間)しかし答えがないことを、答えと言い張る候補よりは、ましだと判断しました。</w:t>
       </w:r>
     </w:p>
     <w:p>
@@ -2673,7 +2673,7 @@
           <w:i w:val="0"/>
           <w:sz w:val="22"/>
         </w:rPr>
-        <w:t>峰岸さんには、僕から、一度、お会いしたいのですが。</w:t>
+        <w:t>峰岸さんには、僕から一度、お会いしたいのですが。</w:t>
       </w:r>
     </w:p>
     <w:p>
@@ -2803,7 +2803,7 @@
           <w:color w:val="555555"/>
           <w:sz w:val="22"/>
         </w:rPr>
-        <w:t>(遼は受話器を置く。しばらく紙を見る。三浦が、湯呑みに茶を注いで、机の端に置く。)</w:t>
+        <w:t>(遼は受話器を置く。しばらく紙を見る。三浦が湯呑みに茶を注いで、机の端に置く。)</w:t>
       </w:r>
     </w:p>
     <w:p>
@@ -3019,7 +3019,7 @@
           <w:i w:val="0"/>
           <w:sz w:val="22"/>
         </w:rPr>
-        <w:t>世話はしてね。魚は、ただ出しただけだ。(遼を見る)若先生、この人、いいのかい。</w:t>
+        <w:t>世話はしてね。魚は、ただ出しただけだ。(遼を見る)若先生この人いいのかい。</w:t>
       </w:r>
     </w:p>
     <w:p>
@@ -3042,7 +3042,7 @@
           <w:i w:val="0"/>
           <w:sz w:val="22"/>
         </w:rPr>
-        <w:t>今夜は、いいです。</w:t>
+        <w:t>今夜はいいです。</w:t>
       </w:r>
     </w:p>
     <w:p>
@@ -3065,7 +3065,7 @@
           <w:i w:val="0"/>
           <w:sz w:val="22"/>
         </w:rPr>
-        <w:t>そんだら、ビールは、若先生が決めろ。この人は、飲むのか。</w:t>
+        <w:t>そんだら、ビールは若先生が決めろ。この人は飲むのか。</w:t>
       </w:r>
     </w:p>
     <w:p>
@@ -3134,7 +3134,7 @@
           <w:i w:val="0"/>
           <w:sz w:val="22"/>
         </w:rPr>
-        <w:t>二月から。(小さな写真を、鞄の内ポケットから出す。携帯ではなく、プリントしたもの。白と黒の、粒の荒い画像)……九月だ。予定日。</w:t>
+        <w:t>二月から。(小さな写真を、鞄の内ポケットから出す。携帯ではなく、プリントしたもの。白と黒の粒の荒い画像)……九月だ。予定日。</w:t>
       </w:r>
     </w:p>
     <w:p>
@@ -3195,7 +3195,7 @@
           <w:i w:val="0"/>
           <w:sz w:val="22"/>
         </w:rPr>
-        <w:t>亜美が、三十五になる。初めてだ。医者は、「高齢」と言った。(小さく笑う)本人は、聞かなかったことにしてる。</w:t>
+        <w:t>亜美が三十五になる。初めてだ。医者は、「高齢」と言った。(小さく笑う)本人は、聞かなかったことにしてる。</w:t>
       </w:r>
     </w:p>
     <w:p>
@@ -3241,7 +3241,7 @@
           <w:i w:val="0"/>
           <w:sz w:val="22"/>
         </w:rPr>
-        <w:t>まだ。男か女かも、聞いてない。(写真を受け取る)お前に、一番に見せたかった。順番を、間違えたけど。</w:t>
+        <w:t>まだ。男か女かも、聞いてない。(写真を受け取る)お前に一番に見せたかった。順番を間違えたけど。</w:t>
       </w:r>
     </w:p>
     <w:p>
@@ -3463,7 +3463,7 @@
           <w:i w:val="0"/>
           <w:sz w:val="22"/>
         </w:rPr>
-        <w:t>遼。高校の、帰り道。雨の日のこと、覚えてるか。</w:t>
+        <w:t>遼。高校の帰り道。雨の日のこと、覚えてるか。</w:t>
       </w:r>
     </w:p>
     <w:p>
@@ -3509,7 +3509,7 @@
           <w:i w:val="0"/>
           <w:sz w:val="22"/>
         </w:rPr>
-        <w:t>一本は、お前の分だ。お前は、いつも忘れるから。</w:t>
+        <w:t>一本はお前の分だ。お前はいつも忘れるから。</w:t>
       </w:r>
     </w:p>
     <w:p>
@@ -3555,7 +3555,7 @@
           <w:i w:val="0"/>
           <w:sz w:val="22"/>
         </w:rPr>
-        <w:t>ああ。二年の、六月。お前が二本持ってきて、俺が忘れた日。(声を出して笑い、すぐに止める)お前、「貸しだ」って言ったよな。三年間。</w:t>
+        <w:t>ああ。二年の六月。お前が二本持ってきて、俺が忘れた日。(声を出して笑い、すぐに止める)お前、「貸しだ」って言ったよな。三年間。</w:t>
       </w:r>
     </w:p>
     <w:p>
@@ -3601,7 +3601,7 @@
           <w:i w:val="0"/>
           <w:sz w:val="22"/>
         </w:rPr>
-        <w:t>いつか返す。(間)演劇部の、文化祭。覚えてるか。</w:t>
+        <w:t>いつか返す。(間)演劇部の文化祭。覚えてるか。</w:t>
       </w:r>
     </w:p>
     <w:p>
@@ -3624,7 +3624,7 @@
           <w:i w:val="0"/>
           <w:sz w:val="22"/>
         </w:rPr>
-        <w:t>「走れメロス」。お前が、メロスで。</w:t>
+        <w:t>「走れメロス」。お前がメロスで。</w:t>
       </w:r>
     </w:p>
     <w:p>
@@ -3647,7 +3647,7 @@
           <w:i w:val="0"/>
           <w:sz w:val="22"/>
         </w:rPr>
-        <w:t>お前が、セリヌンティウス。縛られて待つだけの役だった。台詞は、数行。</w:t>
+        <w:t>お前が、セリヌンティウス。縛られて待つだけの役だった。台詞は数行。</w:t>
       </w:r>
     </w:p>
     <w:p>
@@ -3693,7 +3693,7 @@
           <w:i w:val="0"/>
           <w:sz w:val="22"/>
         </w:rPr>
-        <w:t>俺は、走る側だった。走る側は、簡単だと思ってた。(椀を置く)待つ側のほうが、よっぽどきつい。</w:t>
+        <w:t>俺は走る側だった。走る側は、簡単だと思ってた。(椀を置く)待つ側のほうが、よっぽどきつい。</w:t>
       </w:r>
     </w:p>
     <w:p>
@@ -3809,7 +3809,7 @@
           <w:color w:val="555555"/>
           <w:sz w:val="22"/>
         </w:rPr>
-        <w:t>(しばらく黙ってから、低い声で、一語ずつ)</w:t>
+        <w:t>(しばらく黙ってから、低い声で一語ずつ)</w:t>
       </w:r>
       <w:r>
         <w:rPr>
@@ -3833,7 +3833,7 @@
           <w:color w:val="555555"/>
           <w:sz w:val="22"/>
         </w:rPr>
-        <w:t>(相沢の箸が、止まる。目が、少し赤い。)</w:t>
+        <w:t>(相沢の箸が止まる。目が、少し赤い。)</w:t>
       </w:r>
     </w:p>
     <w:p>
@@ -3925,7 +3925,7 @@
           <w:i w:val="0"/>
           <w:sz w:val="22"/>
         </w:rPr>
-        <w:t>許したわけじゃない。(椀を置く)ただ、あの台詞を言うと、お前の声が、聞こえる。</w:t>
+        <w:t>許したわけじゃない。(椀を置く)ただあの台詞を言うと、お前の声が、聞こえる。</w:t>
       </w:r>
     </w:p>
     <w:p>
@@ -3948,7 +3948,7 @@
           <w:i w:val="0"/>
           <w:sz w:val="22"/>
         </w:rPr>
-        <w:t>俺は死んでお詫びとは言わない。生きて、役に立つ。(烏龍茶を飲み干す)……遼。一つだけ約束してくれ。</w:t>
+        <w:t>俺は死んでお詫びとは言わない。生きて役に立つ。(烏龍茶を飲み干す)……遼。一つだけ約束してくれ。</w:t>
       </w:r>
     </w:p>
     <w:p>
@@ -3994,7 +3994,7 @@
           <w:i w:val="0"/>
           <w:sz w:val="22"/>
         </w:rPr>
-        <w:t>俺の情報を使うとき、必ず、裏を取れ。それと、使ったことを、誰にも、俺の名前で言うな。</w:t>
+        <w:t>俺の情報を使うとき、必ず、裏を取れ。それと、使ったことを、誰にも俺の名前で言うな。</w:t>
       </w:r>
     </w:p>
     <w:p>
@@ -4040,7 +4040,7 @@
           <w:i w:val="0"/>
           <w:sz w:val="22"/>
         </w:rPr>
-        <w:t>出すな。(強く言う)出したら、俺は、お前の役に立てない。</w:t>
+        <w:t>出すな。(強く言う)出したら俺は、お前の役に立てない。</w:t>
       </w:r>
     </w:p>
     <w:p>
@@ -4055,7 +4055,7 @@
           <w:color w:val="555555"/>
           <w:sz w:val="22"/>
         </w:rPr>
-        <w:t>(遼は、答えない。女将が、傘立ての横に、ビニール傘を二本、立てかけていく。)</w:t>
+        <w:t>(遼は、答えない。女将が傘立ての横に、ビニール傘を二本、立てかけていく。)</w:t>
       </w:r>
     </w:p>
     <w:p>
@@ -4078,7 +4078,7 @@
           <w:i w:val="0"/>
           <w:sz w:val="22"/>
         </w:rPr>
-        <w:t>帰りは、降るべ。どっちでも、持ってけ。</w:t>
+        <w:t>帰りは降るべ。どっちでも、持ってけ。</w:t>
       </w:r>
     </w:p>
     <w:p>
@@ -4093,7 +4093,7 @@
           <w:color w:val="555555"/>
           <w:sz w:val="22"/>
         </w:rPr>
-        <w:t>(相沢は、一本を取って、遼のほうへ差し出す。遼は、少しの間、それを見てから、受け取る。)</w:t>
+        <w:t>(相沢は一本を取って、遼のほうへ差し出す。遼は、少しの間それを見てから、受け取る。)</w:t>
       </w:r>
     </w:p>
     <w:p>
@@ -4123,7 +4123,7 @@
           <w:color w:val="555555"/>
           <w:sz w:val="22"/>
         </w:rPr>
-        <w:t>(2022年3月21日(月・祝)午前十時。桐生法律事務所。祝日の事務所には、遼と灯だけがいる。三浦は、午後に来る。窓の外は快晴で、屋根の雪が、一滴ずつ落ちている。遼の机の上に、電話の子機。さきほど、榊と話した。)</w:t>
+        <w:t>(2022年3月21日(月・祝)午前十時。桐生法律事務所。祝日の事務所には、遼と灯だけがいる。三浦は午後に来る。窓の外は快晴で、屋根の雪が、一滴ずつ落ちている。遼の机の上に、電話の子機。さきほど榊と話した。)</w:t>
       </w:r>
     </w:p>
     <w:p>
@@ -4202,7 +4202,7 @@
           <w:i w:val="0"/>
           <w:sz w:val="22"/>
         </w:rPr>
-        <w:t>噂が、です。事実かどうかは、「今は申し上げられません」。ただ、「その話を、どこでお聞きになりましたか」と、聞き返された。</w:t>
+        <w:t>噂がです。事実かどうかは、「今は申し上げられません」。ただ、「その話を、どこでお聞きになりましたか」と、聞き返された。</w:t>
       </w:r>
     </w:p>
     <w:p>
@@ -4248,7 +4248,7 @@
           <w:i w:val="0"/>
           <w:sz w:val="22"/>
         </w:rPr>
-        <w:t>「出所は言えません」と。(苦笑する)向こうも、僕に言えないことを、持ってる。こっちも、一つ持った。</w:t>
+        <w:t>「出所は言えません」と。(苦笑する)向こうも、僕に言えないことを、持ってる。こっちも一つ持った。</w:t>
       </w:r>
     </w:p>
     <w:p>
@@ -4340,7 +4340,7 @@
           <w:i w:val="0"/>
           <w:sz w:val="22"/>
         </w:rPr>
-        <w:t>資格の話は、今はやめよう。(椅子を引く)柚木さんにも、電話した。出なかった。折り返しが来た。「今は、取材の最中です。三月の終わりに、改めて、お時間をください」。</w:t>
+        <w:t>資格の話は、今はやめよう。(椅子を引く)柚木さんにも、電話した。出なかった。折り返しが来た。「今は、取材の最中です。三月の終わりに、改めてお時間をください」。</w:t>
       </w:r>
     </w:p>
     <w:p>
@@ -4363,7 +4363,7 @@
           <w:i w:val="0"/>
           <w:sz w:val="22"/>
         </w:rPr>
-        <w:t>改めて、ですか。</w:t>
+        <w:t>改めてですか。</w:t>
       </w:r>
     </w:p>
     <w:p>
@@ -4401,7 +4401,7 @@
           <w:color w:val="555555"/>
           <w:sz w:val="22"/>
         </w:rPr>
-        <w:t>(階段に足音。灯が扉を見る。ノックが二回。遼が「どうぞ」と言う前に、扉が、少しだけ開く。相沢が、顔を見せる。)</w:t>
+        <w:t>(階段に足音。灯が扉を見る。ノックが二回。遼が「どうぞ」と言う前に扉が、少しだけ開く。相沢が顔を見せる。)</w:t>
       </w:r>
     </w:p>
     <w:p>
@@ -4549,7 +4549,7 @@
           <w:i w:val="0"/>
           <w:sz w:val="22"/>
         </w:rPr>
-        <w:t>初めまして。(鞄を、扉の脇の椅子の上に置こうとして、やめる。また膝の前に抱える)早瀬さん、とは。去年の、傍聴席にいた子か。</w:t>
+        <w:t>初めまして。(鞄を、扉の脇の椅子の上に置こうとして、やめる。また膝の前に抱える)早瀬さん、とは。去年の傍聴席にいた子か。</w:t>
       </w:r>
     </w:p>
     <w:p>
@@ -4572,7 +4572,7 @@
           <w:i w:val="0"/>
           <w:sz w:val="22"/>
         </w:rPr>
-        <w:t>祖父が、原告でした。早瀬謙造です。去年の十一月に、亡くなりました。</w:t>
+        <w:t>祖父が原告でした。早瀬謙造です。去年の十一月に、亡くなりました。</w:t>
       </w:r>
     </w:p>
     <w:p>
@@ -4710,7 +4710,7 @@
           <w:i w:val="0"/>
           <w:sz w:val="22"/>
         </w:rPr>
-        <w:t>同じではありません。(声を落とさず、ゆっくりと)先生が当選することと、先生が当選した結果、原告のためになることは、別です。あなたが、どちらの「役」を考えているのか、聞いています。</w:t>
+        <w:t>同じではありません。(声を落とさず、ゆっくりと)先生が当選することと、先生が当選した結果、原告のためになることは、別です。あなたがどちらの「役」を考えているのか、聞いています。</w:t>
       </w:r>
     </w:p>
     <w:p>
@@ -4766,7 +4766,7 @@
           <w:i w:val="0"/>
           <w:sz w:val="22"/>
         </w:rPr>
-        <w:t>質問に、答えてください。</w:t>
+        <w:t>質問に答えてください。</w:t>
       </w:r>
     </w:p>
     <w:p>
@@ -4812,7 +4812,7 @@
           <w:i w:val="0"/>
           <w:sz w:val="22"/>
         </w:rPr>
-        <w:t>答えにならない答えを、先生は、受け取ったんですか。</w:t>
+        <w:t>答えにならない答えを、先生は受け取ったんですか。</w:t>
       </w:r>
     </w:p>
     <w:p>
@@ -5174,7 +5174,7 @@
           <w:i w:val="0"/>
           <w:sz w:val="22"/>
         </w:rPr>
-        <w:t>今は、ここが家だ。携帯は切ってある。(すぐに続ける)三つ目の話だ。昨日、動きがあった。</w:t>
+        <w:t>今はここが家だ。携帯は切ってある。(すぐに続ける)三つ目の話だ。昨日、動きがあった。</w:t>
       </w:r>
     </w:p>
     <w:p>
@@ -5381,7 +5381,7 @@
           <w:i w:val="0"/>
           <w:sz w:val="22"/>
         </w:rPr>
-        <w:t>ある。二十八日より前に、自分で説明する。紙を出す。「名簿の末尾に名前が残る」件と、後援会の会計の件と、両方。(少し、間)ただし、会計の件は、お前が中身を知らないと、書けない。</w:t>
+        <w:t>ある。二十八日より前に、自分で説明する。紙を出す。「名簿の末尾に名前が残る」件と、後援会の会計の件と、両方。(少し、間)ただし会計の件は、お前が中身を知らないと、書けない。</w:t>
       </w:r>
     </w:p>
     <w:p>
@@ -5427,7 +5427,7 @@
           <w:i w:val="0"/>
           <w:sz w:val="22"/>
         </w:rPr>
-        <w:t>知らないなら、「知らない」と、書け。それが、一番、強い。</w:t>
+        <w:t>知らないなら、「知らない」と、書け。それが一番、強い。</w:t>
       </w:r>
     </w:p>
     <w:p>
@@ -5473,7 +5473,7 @@
           <w:i w:val="0"/>
           <w:sz w:val="22"/>
         </w:rPr>
-        <w:t>そうだ。(息を吐く音)遼。お前は、嘘が下手だ。昔から。だから、本当のことだけを、並べろ。</w:t>
+        <w:t>そうだ。(息を吐く音)遼。お前は嘘が下手だ。昔から。だから本当のことだけを、並べろ。</w:t>
       </w:r>
     </w:p>
     <w:p>
@@ -5580,7 +5580,7 @@
           <w:i w:val="0"/>
           <w:sz w:val="22"/>
         </w:rPr>
-        <w:t>今度は、最後まで言え。</w:t>
+        <w:t>今度は最後まで言え。</w:t>
       </w:r>
     </w:p>
     <w:p>
@@ -5618,7 +5618,7 @@
           <w:color w:val="555555"/>
           <w:sz w:val="22"/>
         </w:rPr>
-        <w:t>(電話が切れる。遼は受話器を置く。机の端に、三浦の字で、「順番は書き写しておきます」という付箋が、貼ってある。三行の下に、小さな矢印が二本。)</w:t>
+        <w:t>(電話が切れる。遼は受話器を置く。机の端に三浦の字で、「順番は書き写しておきます」という付箋が、貼ってある。三行の下に、小さな矢印が二本。)</w:t>
       </w:r>
     </w:p>
     <w:p>
@@ -5719,7 +5719,7 @@
           <w:i w:val="0"/>
           <w:sz w:val="22"/>
         </w:rPr>
-        <w:t>夜分に、すみません。相沢の、家内です。亜美と申します。</w:t>
+        <w:t>夜分にすみません。相沢の家内です。亜美と申します。</w:t>
       </w:r>
     </w:p>
     <w:p>
@@ -5765,7 +5765,7 @@
           <w:i w:val="0"/>
           <w:sz w:val="22"/>
         </w:rPr>
-        <w:t>お式で、お話ししました。ほんの二、三分でしたけど。(間)主人は今、シャワーを浴びています。ホテルの部屋の電話を、借りました。</w:t>
+        <w:t>お式でお話ししました。ほんの二、三分でしたけど。(間)主人は今、シャワーを浴びています。ホテルの部屋の電話を、借りました。</w:t>
       </w:r>
     </w:p>
     <w:p>
@@ -5811,7 +5811,7 @@
           <w:i w:val="0"/>
           <w:sz w:val="22"/>
         </w:rPr>
-        <w:t>ええ。私、今、汐見に来ているんです。(小さく笑う)主人には、内緒です。駅の近くの、同じホテルの、別の階に。</w:t>
+        <w:t>ええ。私、今、汐見に来ているんです。(小さく笑う)主人には内緒です。駅の近くの、同じホテルの、別の階に。</w:t>
       </w:r>
     </w:p>
     <w:p>
@@ -5903,7 +5903,7 @@
           <w:i w:val="0"/>
           <w:sz w:val="22"/>
         </w:rPr>
-        <w:t>主人を、許さなくていいです。ただ、追い返さないでください。</w:t>
+        <w:t>主人を、許さなくていいです。ただ追い返さないでください。</w:t>
       </w:r>
     </w:p>
     <w:p>
@@ -5949,7 +5949,7 @@
           <w:i w:val="0"/>
           <w:sz w:val="22"/>
         </w:rPr>
-        <w:t>あの人は、去年の七月から、一度も、眠れていません。何があったのかは、私も聞いていません。聞かないことにしています。(間)でも、あなたの名前が新聞に出たとき、あの人、一晩中、台所に立っていました。</w:t>
+        <w:t>あの人は、去年の七月から、一度も眠れていません。何があったのかは、私も聞いていません。聞かないことにしています。(間)でも、あなたの名前が新聞に出たとき、あの人、一晩中、台所に立っていました。</w:t>
       </w:r>
     </w:p>
     <w:p>
@@ -6041,7 +6041,7 @@
           <w:i w:val="0"/>
           <w:sz w:val="22"/>
         </w:rPr>
-        <w:t>全部ではありません。(ゆっくり)知らないことを、知らないまま、そばにいます。それが、私の選んだ形です。</w:t>
+        <w:t>全部ではありません。(ゆっくり)知らないことを、知らないまま、そばにいます。それが私の選んだ形です。</w:t>
       </w:r>
     </w:p>
     <w:p>
@@ -6133,7 +6133,7 @@
           <w:i w:val="0"/>
           <w:sz w:val="22"/>
         </w:rPr>
-        <w:t>ほうじ茶の缶です。ひとつ、買ってきて。「汐見の人は、ほうじ茶を飲むんだ」って。</w:t>
+        <w:t>ほうじ茶の缶です。ひとつ買ってきて。「汐見の人は、ほうじ茶を飲むんだ」って。</w:t>
       </w:r>
     </w:p>
     <w:p>
@@ -6179,7 +6179,7 @@
           <w:i w:val="0"/>
           <w:sz w:val="22"/>
         </w:rPr>
-        <w:t>飲まなくても、いいんだそうです。持っていくだけで、いいって。(笑う)私には、よく分かりません。男の人の、約束ごとは。</w:t>
+        <w:t>飲まなくても、いいんだそうです。持っていくだけで、いいって。(笑う)私にはよく分かりません。男の人の約束ごとは。</w:t>
       </w:r>
     </w:p>
     <w:p>
@@ -6202,7 +6202,7 @@
           <w:i w:val="0"/>
           <w:sz w:val="22"/>
         </w:rPr>
-        <w:t>僕にも、分かりません。</w:t>
+        <w:t>僕にも分かりません。</w:t>
       </w:r>
     </w:p>
     <w:p>
@@ -6225,7 +6225,7 @@
           <w:i w:val="0"/>
           <w:sz w:val="22"/>
         </w:rPr>
-        <w:t>分かりませんよね。(息を吸う)主人に、聞こえてしまいます。切ります。お願い、聞いてくださってありがとうございました。</w:t>
+        <w:t>分かりませんよね。(息を吸う)主人に聞こえてしまいます。切ります。お願い、聞いてくださってありがとうございました。</w:t>
       </w:r>
     </w:p>
     <w:p>
@@ -6248,7 +6248,7 @@
           <w:i w:val="0"/>
           <w:sz w:val="22"/>
         </w:rPr>
-        <w:t>まだ、聞いたとは。</w:t>
+        <w:t>まだ聞いたとは。</w:t>
       </w:r>
     </w:p>
     <w:p>
@@ -6354,7 +6354,7 @@
           <w:color w:val="555555"/>
           <w:sz w:val="22"/>
         </w:rPr>
-        <w:t>(2022年3月25日(金)午前八時半。桐生法律事務所。三浦が鍵を開ける。踊り場に、昨日までと同じ黒いコートの男が、座っている。膝の上に鞄。今日は、缶を持っていない。)</w:t>
+        <w:t>(2022年3月25日(金)午前八時半。桐生法律事務所。三浦が鍵を開ける。踊り場に、昨日までと同じ黒いコートの男が、座っている。膝の上に鞄。今日は缶を持っていない。)</w:t>
       </w:r>
     </w:p>
     <w:p>
@@ -6400,7 +6400,7 @@
           <w:i w:val="0"/>
           <w:sz w:val="22"/>
         </w:rPr>
-        <w:t>おはようございます。(立ち上がる)今日、東京へ戻ります。午後の新幹線で。その前に、一言。</w:t>
+        <w:t>おはようございます。(立ち上がる)今日、東京へ戻ります。午後の新幹線で。その前に一言。</w:t>
       </w:r>
     </w:p>
     <w:p>
@@ -6446,7 +6446,7 @@
           <w:i w:val="0"/>
           <w:sz w:val="22"/>
         </w:rPr>
-        <w:t>……中で、ですか。</w:t>
+        <w:t>……中でですか。</w:t>
       </w:r>
     </w:p>
     <w:p>
@@ -6530,7 +6530,7 @@
           <w:color w:val="555555"/>
           <w:sz w:val="22"/>
         </w:rPr>
-        <w:t>(相沢が、おずおずと、応接室に入る。壁際の棚を見る。湯呑みが並ぶ。いちばん端、青い縁の浜野の湯呑みの隣に、白い湯呑みが、一つ。何かの絵柄もない。)</w:t>
+        <w:t>(相沢がおずおずと、応接室に入る。壁際の棚を見る。湯呑みが並ぶ。いちばん端、青い縁の浜野の湯呑みの隣に、白い湯呑みが、一つ。何かの絵柄もない。)</w:t>
       </w:r>
     </w:p>
     <w:p>
@@ -6576,7 +6576,7 @@
           <w:i w:val="0"/>
           <w:sz w:val="22"/>
         </w:rPr>
-        <w:t>去年の七月から、そのままです。(鉄瓶の蓋を、少し直す)取り下げた原告の方の分も、出ていった方の分も、置いてあります。あなたのは、水屋に、しまってありました。</w:t>
+        <w:t>去年の七月から、そのままです。(鉄瓶の蓋を、少し直す)取り下げた原告の方の分も、出ていった方の分も、置いてあります。あなたのは水屋にしまってありました。</w:t>
       </w:r>
     </w:p>
     <w:p>
@@ -6683,7 +6683,7 @@
           <w:i w:val="0"/>
           <w:sz w:val="22"/>
         </w:rPr>
-        <w:t>今日で、最後だ。帰る。</w:t>
+        <w:t>今日で最後だ。帰る。</w:t>
       </w:r>
     </w:p>
     <w:p>
@@ -6752,7 +6752,7 @@
           <w:i w:val="0"/>
           <w:sz w:val="22"/>
         </w:rPr>
-        <w:t>半分。榊さんが、噂があることを認めた。事実かどうかは、まだ。二つ目は、柚木さんから、月末にもう一度連絡が来る。三つ目は、昨日、文書を書いた。今日、出す。</w:t>
+        <w:t>半分。榊さんが、噂があることを認めた。事実かどうかは、まだ。二つ目は柚木さんから、月末にもう一度連絡が来る。三つ目は昨日、文書を書いた。今日、出す。</w:t>
       </w:r>
     </w:p>
     <w:p>
@@ -6836,7 +6836,7 @@
           <w:color w:val="555555"/>
           <w:sz w:val="22"/>
         </w:rPr>
-        <w:t>(三浦が、鉄瓶から湯を取る。急須に、ほうじ茶の葉。茶碗は二つ。一つは、遼の机の上の、桐生の湯呑み。もう一つは、棚の白い湯呑み。三浦が、棚のほうを先に満たす。湯気が、一本、天井に昇る。)</w:t>
+        <w:t>(三浦が鉄瓶から湯を取る。急須にほうじ茶の葉。茶碗は二つ。一つは遼の机の上の、桐生の湯呑み。もう一つは、棚の白い湯呑み。三浦が棚のほうを先に満たす。湯気が一本、天井に昇る。)</w:t>
       </w:r>
     </w:p>
     <w:p>
@@ -6943,7 +6943,7 @@
           <w:i w:val="0"/>
           <w:sz w:val="22"/>
         </w:rPr>
-        <w:t>ああ。(一口、飲む)……汐見の、味だ。</w:t>
+        <w:t>ああ。(一口、飲む)……汐見の味だ。</w:t>
       </w:r>
     </w:p>
     <w:p>
@@ -6981,7 +6981,7 @@
           <w:i w:val="0"/>
           <w:sz w:val="22"/>
         </w:rPr>
-        <w:t>遼。(鞄を開ける。内側から、冷たくなったほうじ茶の缶を一つ取り出す。開いていない)これを、お前の机に。</w:t>
+        <w:t>遼。(鞄を開ける。内側から、冷たくなったほうじ茶の缶を一つ取り出す。開いていない)これをお前の机に。</w:t>
       </w:r>
     </w:p>
     <w:p>
@@ -7027,7 +7027,7 @@
           <w:i w:val="0"/>
           <w:sz w:val="22"/>
         </w:rPr>
-        <w:t>まだ、開けない。(缶を、桐生の湯呑みの隣に置く)開ける日が来るまで、持っていてくれ。</w:t>
+        <w:t>まだ開けない。(缶を、桐生の湯呑みの隣に置く)開ける日が来るまで、持っていてくれ。</w:t>
       </w:r>
     </w:p>
     <w:p>
@@ -7073,7 +7073,7 @@
           <w:i w:val="0"/>
           <w:sz w:val="22"/>
         </w:rPr>
-        <w:t>聞いた。三浦さんから。(小さく笑う)俺たちは、どっちも、開けない男だな。</w:t>
+        <w:t>聞いた。三浦さんから。(小さく笑う)俺たちはどっちも、開けない男だな。</w:t>
       </w:r>
     </w:p>
     <w:p>
@@ -7142,7 +7142,7 @@
           <w:i w:val="0"/>
           <w:sz w:val="22"/>
         </w:rPr>
-        <w:t>来る。(鞄を、肩にかける。膝の上ではなく)遼。お宮参り、タケの子どもの。今度こそ、来いよ。</w:t>
+        <w:t>来る。(鞄を、肩にかける。膝の上ではなく)遼。お宮参り、タケの子どもの。今度こそ来いよ。</w:t>
       </w:r>
     </w:p>
     <w:p>
@@ -7165,7 +7165,7 @@
           <w:i w:val="0"/>
           <w:sz w:val="22"/>
         </w:rPr>
-        <w:t>行けたら、行く。</w:t>
+        <w:t>行けたら行く。</w:t>
       </w:r>
     </w:p>
     <w:p>
@@ -7226,7 +7226,7 @@
           <w:color w:val="555555"/>
           <w:sz w:val="22"/>
         </w:rPr>
-        <w:t>(相沢が出ていく。階段の足音が、ゆっくり降りる。三浦が、白い湯呑みに残った、半分の茶を見る。何も言わず、洗わず、棚に戻す。)</w:t>
+        <w:t>(相沢が出ていく。階段の足音が、ゆっくり降りる。三浦が白い湯呑みに残った、半分の茶を見る。何も言わず洗わず棚に戻す。)</w:t>
       </w:r>
     </w:p>
     <w:p>
@@ -7241,7 +7241,7 @@
           <w:color w:val="555555"/>
           <w:sz w:val="22"/>
         </w:rPr>
-        <w:t>(遼の机の上に、缶が一つ。鉄瓶から煙が一本。窓の外で、三月の風が、屋根の雪の最後の塊を、ずるりと落とす。)</w:t>
+        <w:t>(遼の机の上に、缶が一つ。鉄瓶から煙が一本。窓の外で三月の風が、屋根の雪の最後の塊を、ずるりと落とす。)</w:t>
       </w:r>
     </w:p>
     <w:p>
